--- a/lessons/3-9/homework.docx
+++ b/lessons/3-9/homework.docx
@@ -115,7 +115,7 @@
           <wp:inline distT="0" distB="0" distL="0" distR="0">
             <wp:extent cx="1047750" cy="790575"/>
             <wp:effectExtent t="0" r="0" b="0" l="0"/>
-            <wp:docPr id="1" name="" descr="" title=""/>
+            <wp:docPr id="1" name="Equivalent Ratios" descr="Picture illustrating the vocabulary word &quot;Equivalent Ratios&quot;" title="Equivalent Ratios"/>
             <wp:cNvGraphicFramePr>
               <a:graphicFrameLocks xmlns:a="http://schemas.openxmlformats.org/drawingml/2006/main" noChangeAspect="1"/>
             </wp:cNvGraphicFramePr>
@@ -178,7 +178,7 @@
           <wp:inline distT="0" distB="0" distL="0" distR="0">
             <wp:extent cx="1047750" cy="790575"/>
             <wp:effectExtent t="0" r="0" b="0" l="0"/>
-            <wp:docPr id="1" name="" descr="" title=""/>
+            <wp:docPr id="1" name="Ratio" descr="Picture illustrating the vocabulary word &quot;Ratio&quot;" title="Ratio"/>
             <wp:cNvGraphicFramePr>
               <a:graphicFrameLocks xmlns:a="http://schemas.openxmlformats.org/drawingml/2006/main" noChangeAspect="1"/>
             </wp:cNvGraphicFramePr>
@@ -241,7 +241,7 @@
           <wp:inline distT="0" distB="0" distL="0" distR="0">
             <wp:extent cx="1047750" cy="790575"/>
             <wp:effectExtent t="0" r="0" b="0" l="0"/>
-            <wp:docPr id="1" name="" descr="" title=""/>
+            <wp:docPr id="1" name="Rate" descr="Picture illustrating the vocabulary word &quot;Rate&quot;" title="Rate"/>
             <wp:cNvGraphicFramePr>
               <a:graphicFrameLocks xmlns:a="http://schemas.openxmlformats.org/drawingml/2006/main" noChangeAspect="1"/>
             </wp:cNvGraphicFramePr>
@@ -304,7 +304,7 @@
           <wp:inline distT="0" distB="0" distL="0" distR="0">
             <wp:extent cx="1047750" cy="790575"/>
             <wp:effectExtent t="0" r="0" b="0" l="0"/>
-            <wp:docPr id="1" name="" descr="" title=""/>
+            <wp:docPr id="1" name="Proportion" descr="Picture illustrating the vocabulary word &quot;Proportion&quot;" title="Proportion"/>
             <wp:cNvGraphicFramePr>
               <a:graphicFrameLocks xmlns:a="http://schemas.openxmlformats.org/drawingml/2006/main" noChangeAspect="1"/>
             </wp:cNvGraphicFramePr>
@@ -367,7 +367,7 @@
           <wp:inline distT="0" distB="0" distL="0" distR="0">
             <wp:extent cx="1047750" cy="790575"/>
             <wp:effectExtent t="0" r="0" b="0" l="0"/>
-            <wp:docPr id="1" name="" descr="" title=""/>
+            <wp:docPr id="1" name="Simplify" descr="Picture illustrating the vocabulary word &quot;Simplify&quot;" title="Simplify"/>
             <wp:cNvGraphicFramePr>
               <a:graphicFrameLocks xmlns:a="http://schemas.openxmlformats.org/drawingml/2006/main" noChangeAspect="1"/>
             </wp:cNvGraphicFramePr>
@@ -430,7 +430,7 @@
           <wp:inline distT="0" distB="0" distL="0" distR="0">
             <wp:extent cx="1047750" cy="790575"/>
             <wp:effectExtent t="0" r="0" b="0" l="0"/>
-            <wp:docPr id="1" name="" descr="" title=""/>
+            <wp:docPr id="1" name="Ratio table" descr="Picture illustrating the vocabulary word &quot;Ratio table&quot;" title="Ratio table"/>
             <wp:cNvGraphicFramePr>
               <a:graphicFrameLocks xmlns:a="http://schemas.openxmlformats.org/drawingml/2006/main" noChangeAspect="1"/>
             </wp:cNvGraphicFramePr>
@@ -524,7 +524,7 @@
         <w:spacing w:after="40" w:before="0"/>
       </w:pPr>
       <w:r>
-        <w:t xml:space="preserve">     A. 4:10</w:t>
+        <w:t xml:space="preserve">     A. 2:10</w:t>
       </w:r>
     </w:p>
     <w:p>
@@ -540,7 +540,7 @@
         <w:spacing w:after="40" w:before="0"/>
       </w:pPr>
       <w:r>
-        <w:t xml:space="preserve">     C. 2:10</w:t>
+        <w:t xml:space="preserve">     C. 4:10</w:t>
       </w:r>
     </w:p>
     <w:p>
@@ -587,23 +587,23 @@
         <w:spacing w:after="40" w:before="0"/>
       </w:pPr>
       <w:r>
-        <w:t xml:space="preserve">     B. 8:10</w:t>
-      </w:r>
-    </w:p>
-    <w:p>
-      <w:pPr>
-        <w:spacing w:after="40" w:before="0"/>
-      </w:pPr>
-      <w:r>
-        <w:t xml:space="preserve">     C. 4:3</w:t>
-      </w:r>
-    </w:p>
-    <w:p>
-      <w:pPr>
-        <w:spacing w:after="40" w:before="0"/>
-      </w:pPr>
-      <w:r>
-        <w:t xml:space="preserve">     D. 6:4</w:t>
+        <w:t xml:space="preserve">     B. 4:3</w:t>
+      </w:r>
+    </w:p>
+    <w:p>
+      <w:pPr>
+        <w:spacing w:after="40" w:before="0"/>
+      </w:pPr>
+      <w:r>
+        <w:t xml:space="preserve">     C. 6:4</w:t>
+      </w:r>
+    </w:p>
+    <w:p>
+      <w:pPr>
+        <w:spacing w:after="40" w:before="0"/>
+      </w:pPr>
+      <w:r>
+        <w:t xml:space="preserve">     D. 8:10</w:t>
       </w:r>
     </w:p>
     <w:p>
@@ -717,31 +717,31 @@
         <w:spacing w:after="40" w:before="0"/>
       </w:pPr>
       <w:r>
-        <w:t xml:space="preserve">     A. $120</w:t>
-      </w:r>
-    </w:p>
-    <w:p>
-      <w:pPr>
-        <w:spacing w:after="40" w:before="0"/>
-      </w:pPr>
-      <w:r>
-        <w:t xml:space="preserve">     B. $90</w:t>
-      </w:r>
-    </w:p>
-    <w:p>
-      <w:pPr>
-        <w:spacing w:after="40" w:before="0"/>
-      </w:pPr>
-      <w:r>
-        <w:t xml:space="preserve">     C. $135</w:t>
-      </w:r>
-    </w:p>
-    <w:p>
-      <w:pPr>
-        <w:spacing w:after="40" w:before="0"/>
-      </w:pPr>
-      <w:r>
-        <w:t xml:space="preserve">     D. $105</w:t>
+        <w:t xml:space="preserve">     A. $90</w:t>
+      </w:r>
+    </w:p>
+    <w:p>
+      <w:pPr>
+        <w:spacing w:after="40" w:before="0"/>
+      </w:pPr>
+      <w:r>
+        <w:t xml:space="preserve">     B. $105</w:t>
+      </w:r>
+    </w:p>
+    <w:p>
+      <w:pPr>
+        <w:spacing w:after="40" w:before="0"/>
+      </w:pPr>
+      <w:r>
+        <w:t xml:space="preserve">     C. $120</w:t>
+      </w:r>
+    </w:p>
+    <w:p>
+      <w:pPr>
+        <w:spacing w:after="40" w:before="0"/>
+      </w:pPr>
+      <w:r>
+        <w:t xml:space="preserve">     D. $135</w:t>
       </w:r>
     </w:p>
     <w:p>
@@ -1081,7 +1081,7 @@
         <w:spacing w:after="40" w:before="0"/>
       </w:pPr>
       <w:r>
-        <w:t xml:space="preserve">     A. 9:12</w:t>
+        <w:t xml:space="preserve">     A. 3:8</w:t>
       </w:r>
     </w:p>
     <w:p>
@@ -1097,15 +1097,15 @@
         <w:spacing w:after="40" w:before="0"/>
       </w:pPr>
       <w:r>
-        <w:t xml:space="preserve">     C. 3:8</w:t>
-      </w:r>
-    </w:p>
-    <w:p>
-      <w:pPr>
-        <w:spacing w:after="40" w:before="0"/>
-      </w:pPr>
-      <w:r>
-        <w:t xml:space="preserve">     D. 6:7</w:t>
+        <w:t xml:space="preserve">     C. 6:7</w:t>
+      </w:r>
+    </w:p>
+    <w:p>
+      <w:pPr>
+        <w:spacing w:after="40" w:before="0"/>
+      </w:pPr>
+      <w:r>
+        <w:t xml:space="preserve">     D. 9:12</w:t>
       </w:r>
     </w:p>
     <w:p>
@@ -1136,31 +1136,31 @@
         <w:spacing w:after="40" w:before="0"/>
       </w:pPr>
       <w:r>
-        <w:t xml:space="preserve">     A. 15:6</w:t>
-      </w:r>
-    </w:p>
-    <w:p>
-      <w:pPr>
-        <w:spacing w:after="40" w:before="0"/>
-      </w:pPr>
-      <w:r>
-        <w:t xml:space="preserve">     B. 10:6</w:t>
-      </w:r>
-    </w:p>
-    <w:p>
-      <w:pPr>
-        <w:spacing w:after="40" w:before="0"/>
-      </w:pPr>
-      <w:r>
-        <w:t xml:space="preserve">     C. 5:4</w:t>
-      </w:r>
-    </w:p>
-    <w:p>
-      <w:pPr>
-        <w:spacing w:after="40" w:before="0"/>
-      </w:pPr>
-      <w:r>
-        <w:t xml:space="preserve">     D. 7:4</w:t>
+        <w:t xml:space="preserve">     A. 5:4</w:t>
+      </w:r>
+    </w:p>
+    <w:p>
+      <w:pPr>
+        <w:spacing w:after="40" w:before="0"/>
+      </w:pPr>
+      <w:r>
+        <w:t xml:space="preserve">     B. 7:4</w:t>
+      </w:r>
+    </w:p>
+    <w:p>
+      <w:pPr>
+        <w:spacing w:after="40" w:before="0"/>
+      </w:pPr>
+      <w:r>
+        <w:t xml:space="preserve">     C. 10:6</w:t>
+      </w:r>
+    </w:p>
+    <w:p>
+      <w:pPr>
+        <w:spacing w:after="40" w:before="0"/>
+      </w:pPr>
+      <w:r>
+        <w:t xml:space="preserve">     D. 15:6</w:t>
       </w:r>
     </w:p>
     <w:p>
@@ -1445,7 +1445,7 @@
           <w:b/>
           <w:bCs/>
         </w:rPr>
-        <w:t xml:space="preserve">1. A. 4:10</w:t>
+        <w:t xml:space="preserve">1. C. 4:10</w:t>
       </w:r>
     </w:p>
     <w:p>
@@ -1577,7 +1577,7 @@
           <w:b/>
           <w:bCs/>
         </w:rPr>
-        <w:t xml:space="preserve">4. A. $120</w:t>
+        <w:t xml:space="preserve">4. C. $120</w:t>
       </w:r>
     </w:p>
     <w:p>
@@ -1689,7 +1689,7 @@
           <w:b/>
           <w:bCs/>
         </w:rPr>
-        <w:t xml:space="preserve">7. A. 9:12</w:t>
+        <w:t xml:space="preserve">7. D. 9:12</w:t>
       </w:r>
     </w:p>
     <w:p>
@@ -1721,7 +1721,7 @@
           <w:b/>
           <w:bCs/>
         </w:rPr>
-        <w:t xml:space="preserve">8. A. 15:6</w:t>
+        <w:t xml:space="preserve">8. D. 15:6</w:t>
       </w:r>
     </w:p>
     <w:p>
@@ -2050,7 +2050,14 @@
 <file path=word/styles.xml><?xml version="1.0" encoding="utf-8"?>
 <w:styles xmlns:mc="http://schemas.openxmlformats.org/markup-compatibility/2006" xmlns:r="http://schemas.openxmlformats.org/officeDocument/2006/relationships" xmlns:w="http://schemas.openxmlformats.org/wordprocessingml/2006/main" xmlns:w14="http://schemas.microsoft.com/office/word/2010/wordml" xmlns:w15="http://schemas.microsoft.com/office/word/2012/wordml" mc:Ignorable="w14 w15">
   <w:docDefaults>
-    <w:rPrDefault/>
+    <w:rPrDefault>
+      <w:rPr>
+        <w:rFonts w:ascii="Arial" w:cs="Arial" w:eastAsia="Arial" w:hAnsi="Arial"/>
+        <w:sz w:val="22"/>
+        <w:szCs w:val="22"/>
+        <w:lang w:val="en-US"/>
+      </w:rPr>
+    </w:rPrDefault>
     <w:pPrDefault/>
   </w:docDefaults>
   <w:style w:type="paragraph" w:styleId="Title">
@@ -2068,10 +2075,16 @@
     <w:basedOn w:val="Normal"/>
     <w:next w:val="Normal"/>
     <w:qFormat/>
+    <w:pPr>
+      <w:keepNext/>
+    </w:pPr>
     <w:rPr>
-      <w:color w:val="2E74B5"/>
-      <w:sz w:val="32"/>
-      <w:szCs w:val="32"/>
+      <w:rFonts w:ascii="Arial" w:cs="Arial" w:eastAsia="Arial" w:hAnsi="Arial"/>
+      <w:b/>
+      <w:bCs/>
+      <w:color w:val="183E56"/>
+      <w:sz w:val="34"/>
+      <w:szCs w:val="34"/>
     </w:rPr>
   </w:style>
   <w:style w:type="paragraph" w:styleId="Heading2">
@@ -2079,8 +2092,14 @@
     <w:basedOn w:val="Normal"/>
     <w:next w:val="Normal"/>
     <w:qFormat/>
+    <w:pPr>
+      <w:keepNext/>
+    </w:pPr>
     <w:rPr>
-      <w:color w:val="2E74B5"/>
+      <w:rFonts w:ascii="Arial" w:cs="Arial" w:eastAsia="Arial" w:hAnsi="Arial"/>
+      <w:b/>
+      <w:bCs/>
+      <w:color w:val="176B70"/>
       <w:sz w:val="26"/>
       <w:szCs w:val="26"/>
     </w:rPr>

--- a/lessons/3-9/homework.docx
+++ b/lessons/3-9/homework.docx
@@ -1416,452 +1416,6 @@
           <w:color w:val="BBBBBB"/>
         </w:rPr>
         <w:t xml:space="preserve">______________________________________________________________________</w:t>
-      </w:r>
-    </w:p>
-    <w:p>
-      <w:r>
-        <w:br w:type="page"/>
-      </w:r>
-    </w:p>
-    <w:p>
-      <w:pPr>
-        <w:pStyle w:val="Heading1"/>
-        <w:spacing w:after="120"/>
-      </w:pPr>
-      <w:r>
-        <w:rPr>
-          <w:b/>
-          <w:bCs/>
-        </w:rPr>
-        <w:t xml:space="preserve">Answer Key (Teacher)</w:t>
-      </w:r>
-    </w:p>
-    <w:p>
-      <w:pPr>
-        <w:spacing w:after="40" w:before="0"/>
-      </w:pPr>
-      <w:r>
-        <w:rPr>
-          <w:b/>
-          <w:bCs/>
-        </w:rPr>
-        <w:t xml:space="preserve">1. C. 4:10</w:t>
-      </w:r>
-    </w:p>
-    <w:p>
-      <w:pPr>
-        <w:spacing w:after="20" w:before="0"/>
-      </w:pPr>
-      <w:r>
-        <w:t xml:space="preserve">     Multiply both parts by 2: 2×2 = 4 and 5×2 = 10, so 4:10 is equivalent to 2:5.</w:t>
-      </w:r>
-    </w:p>
-    <w:p>
-      <w:pPr>
-        <w:spacing w:after="80" w:before="0"/>
-      </w:pPr>
-      <w:r>
-        <w:rPr>
-          <w:i/>
-          <w:iCs/>
-        </w:rPr>
-        <w:t xml:space="preserve">     Watch for: A common mistake in Equivalent Ratios is ADDING the scale factor to one part instead of MULTIPLYING both parts by it. For example, scaling 2:5 by a factor of 4 should give 8:20 (2×4 and 5×4) — not 6:9 (2+4 and 5+4). Adding changes the taste of the recipe (and the value of the ratio); only multiplying or dividing both numbers by the same amount keeps it equivalent.</w:t>
-      </w:r>
-    </w:p>
-    <w:p>
-      <w:pPr>
-        <w:spacing w:after="40" w:before="0"/>
-      </w:pPr>
-      <w:r>
-        <w:rPr>
-          <w:b/>
-          <w:bCs/>
-        </w:rPr>
-        <w:t xml:space="preserve">2. A. 2:3</w:t>
-      </w:r>
-    </w:p>
-    <w:p>
-      <w:pPr>
-        <w:spacing w:after="20" w:before="0"/>
-      </w:pPr>
-      <w:r>
-        <w:t xml:space="preserve">     Divide both by 2: 4÷2 = 2 and 6÷2 = 3. The ratio 2:3 is equivalent to 4:6.</w:t>
-      </w:r>
-    </w:p>
-    <w:p>
-      <w:pPr>
-        <w:spacing w:after="80" w:before="0"/>
-      </w:pPr>
-      <w:r>
-        <w:rPr>
-          <w:i/>
-          <w:iCs/>
-        </w:rPr>
-        <w:t xml:space="preserve">     Watch for: A common mistake in Equivalent Ratios is ADDING the scale factor to one part instead of MULTIPLYING both parts by it. For example, scaling 2:5 by a factor of 4 should give 8:20 (2×4 and 5×4) — not 6:9 (2+4 and 5+4). Adding changes the taste of the recipe (and the value of the ratio); only multiplying or dividing both numbers by the same amount keeps it equivalent.</w:t>
-      </w:r>
-    </w:p>
-    <w:p>
-      <w:pPr>
-        <w:spacing w:after="40" w:before="0"/>
-      </w:pPr>
-      <w:r>
-        <w:rPr>
-          <w:b/>
-          <w:bCs/>
-        </w:rPr>
-        <w:t xml:space="preserve">3. Correct groups:</w:t>
-      </w:r>
-    </w:p>
-    <w:p>
-      <w:pPr>
-        <w:spacing w:after="20" w:before="0"/>
-      </w:pPr>
-      <w:r>
-        <w:t xml:space="preserve">     6:8 → Equivalent to 3:4</w:t>
-      </w:r>
-    </w:p>
-    <w:p>
-      <w:pPr>
-        <w:spacing w:after="20" w:before="0"/>
-      </w:pPr>
-      <w:r>
-        <w:t xml:space="preserve">     9:12 → Equivalent to 3:4</w:t>
-      </w:r>
-    </w:p>
-    <w:p>
-      <w:pPr>
-        <w:spacing w:after="20" w:before="0"/>
-      </w:pPr>
-      <w:r>
-        <w:t xml:space="preserve">     15:20 → Equivalent to 3:4</w:t>
-      </w:r>
-    </w:p>
-    <w:p>
-      <w:pPr>
-        <w:spacing w:after="20" w:before="0"/>
-      </w:pPr>
-      <w:r>
-        <w:t xml:space="preserve">     3:5 → NOT Equivalent to 3:4</w:t>
-      </w:r>
-    </w:p>
-    <w:p>
-      <w:pPr>
-        <w:spacing w:after="20" w:before="0"/>
-      </w:pPr>
-      <w:r>
-        <w:t xml:space="preserve">     4:3 → NOT Equivalent to 3:4</w:t>
-      </w:r>
-    </w:p>
-    <w:p>
-      <w:pPr>
-        <w:spacing w:after="20" w:before="0"/>
-      </w:pPr>
-      <w:r>
-        <w:t xml:space="preserve">     6:12 → NOT Equivalent to 3:4</w:t>
-      </w:r>
-    </w:p>
-    <w:p>
-      <w:pPr>
-        <w:spacing w:after="40" w:before="0"/>
-      </w:pPr>
-      <w:r>
-        <w:t xml:space="preserve"/>
-      </w:r>
-    </w:p>
-    <w:p>
-      <w:pPr>
-        <w:spacing w:after="40" w:before="0"/>
-      </w:pPr>
-      <w:r>
-        <w:rPr>
-          <w:b/>
-          <w:bCs/>
-        </w:rPr>
-        <w:t xml:space="preserve">4. C. $120</w:t>
-      </w:r>
-    </w:p>
-    <w:p>
-      <w:pPr>
-        <w:spacing w:after="20" w:before="0"/>
-      </w:pPr>
-      <w:r>
-        <w:t xml:space="preserve">     Unit rate: $45 ÷ 3 = $15/hour. In 8 hours: $15 × 8 = $120.</w:t>
-      </w:r>
-    </w:p>
-    <w:p>
-      <w:pPr>
-        <w:spacing w:after="80" w:before="0"/>
-      </w:pPr>
-      <w:r>
-        <w:rPr>
-          <w:i/>
-          <w:iCs/>
-        </w:rPr>
-        <w:t xml:space="preserve">     Watch for: A common mistake in Equivalent Ratios is ADDING the scale factor to one part instead of MULTIPLYING both parts by it. For example, scaling 2:5 by a factor of 4 should give 8:20 (2×4 and 5×4) — not 6:9 (2+4 and 5+4). Adding changes the taste of the recipe (and the value of the ratio); only multiplying or dividing both numbers by the same amount keeps it equivalent.</w:t>
-      </w:r>
-    </w:p>
-    <w:p>
-      <w:pPr>
-        <w:spacing w:after="40" w:before="0"/>
-      </w:pPr>
-      <w:r>
-        <w:rPr>
-          <w:b/>
-          <w:bCs/>
-        </w:rPr>
-        <w:t xml:space="preserve">5. Find the missing value that makes each pair of ratios equivalent.</w:t>
-      </w:r>
-    </w:p>
-    <w:p>
-      <w:pPr>
-        <w:spacing w:after="20" w:before="0"/>
-      </w:pPr>
-      <w:r>
-        <w:t xml:space="preserve">     3:7 — Missing Value: 21</w:t>
-      </w:r>
-    </w:p>
-    <w:p>
-      <w:pPr>
-        <w:spacing w:after="20" w:before="0"/>
-      </w:pPr>
-      <w:r>
-        <w:t xml:space="preserve">     5:8 — Missing Value: 15</w:t>
-      </w:r>
-    </w:p>
-    <w:p>
-      <w:pPr>
-        <w:spacing w:after="20" w:before="0"/>
-      </w:pPr>
-      <w:r>
-        <w:t xml:space="preserve">     4:6 — Missing Value: 2</w:t>
-      </w:r>
-    </w:p>
-    <w:p>
-      <w:pPr>
-        <w:spacing w:after="40" w:before="0"/>
-      </w:pPr>
-      <w:r>
-        <w:t xml:space="preserve"/>
-      </w:r>
-    </w:p>
-    <w:p>
-      <w:pPr>
-        <w:spacing w:after="40" w:before="0"/>
-      </w:pPr>
-      <w:r>
-        <w:rPr>
-          <w:b/>
-          <w:bCs/>
-        </w:rPr>
-        <w:t xml:space="preserve">6. Spot the Common Mistake — Simplifying a Ratio</w:t>
-      </w:r>
-    </w:p>
-    <w:p>
-      <w:pPr>
-        <w:spacing w:after="20" w:before="0"/>
-      </w:pPr>
-      <w:r>
-        <w:t xml:space="preserve">     The mistake is in Step 3.</w:t>
-      </w:r>
-    </w:p>
-    <w:p>
-      <w:pPr>
-        <w:spacing w:after="20" w:before="0"/>
-      </w:pPr>
-      <w:r>
-        <w:t xml:space="preserve">     Correct work: Divide BOTH parts by the same number: 12 ÷ 6 = 2 and 18 ÷ 6 = 3, so 12:18 simplifies to 2:3.</w:t>
-      </w:r>
-    </w:p>
-    <w:p>
-      <w:pPr>
-        <w:spacing w:after="80" w:before="0"/>
-      </w:pPr>
-      <w:r>
-        <w:t xml:space="preserve">     Watch for: The "Divide each part" step uses two different divisors: 12 ÷ 6 but 18 ÷ 3. Simplifying only keeps a ratio equivalent when both parts are divided by the same number, so 12 ÷ 6 = 2 and 18 ÷ 6 = 3 give 2:3. The student's 2:6 simplifies to 1:3, which is not the same comparison as 12:18.</w:t>
-      </w:r>
-    </w:p>
-    <w:p>
-      <w:pPr>
-        <w:spacing w:after="40" w:before="0"/>
-      </w:pPr>
-      <w:r>
-        <w:rPr>
-          <w:b/>
-          <w:bCs/>
-        </w:rPr>
-        <w:t xml:space="preserve">7. D. 9:12</w:t>
-      </w:r>
-    </w:p>
-    <w:p>
-      <w:pPr>
-        <w:spacing w:after="20" w:before="0"/>
-      </w:pPr>
-      <w:r>
-        <w:t xml:space="preserve">     Multiply both parts of 3:4 by 3: 3 x 3 = 9 and 4 x 3 = 12, so 9:12 is equivalent to 3:4.</w:t>
-      </w:r>
-    </w:p>
-    <w:p>
-      <w:pPr>
-        <w:spacing w:after="80" w:before="0"/>
-      </w:pPr>
-      <w:r>
-        <w:rPr>
-          <w:i/>
-          <w:iCs/>
-        </w:rPr>
-        <w:t xml:space="preserve">     Watch for: A common mistake in Equivalent Ratios is ADDING the scale factor to one part instead of MULTIPLYING both parts by it. For example, scaling 2:5 by a factor of 4 should give 8:20 (2×4 and 5×4) — not 6:9 (2+4 and 5+4). Adding changes the taste of the recipe (and the value of the ratio); only multiplying or dividing both numbers by the same amount keeps it equivalent.</w:t>
-      </w:r>
-    </w:p>
-    <w:p>
-      <w:pPr>
-        <w:spacing w:after="40" w:before="0"/>
-      </w:pPr>
-      <w:r>
-        <w:rPr>
-          <w:b/>
-          <w:bCs/>
-        </w:rPr>
-        <w:t xml:space="preserve">8. D. 15:6</w:t>
-      </w:r>
-    </w:p>
-    <w:p>
-      <w:pPr>
-        <w:spacing w:after="20" w:before="0"/>
-      </w:pPr>
-      <w:r>
-        <w:t xml:space="preserve">     Multiply both parts of 5:2 by 3: 5 x 3 = 15 and 2 x 3 = 6, so 15:6 is equivalent to 5:2.</w:t>
-      </w:r>
-    </w:p>
-    <w:p>
-      <w:pPr>
-        <w:spacing w:after="80" w:before="0"/>
-      </w:pPr>
-      <w:r>
-        <w:rPr>
-          <w:i/>
-          <w:iCs/>
-        </w:rPr>
-        <w:t xml:space="preserve">     Watch for: A common mistake in Equivalent Ratios is ADDING the scale factor to one part instead of MULTIPLYING both parts by it. For example, scaling 2:5 by a factor of 4 should give 8:20 (2×4 and 5×4) — not 6:9 (2+4 and 5+4). Adding changes the taste of the recipe (and the value of the ratio); only multiplying or dividing both numbers by the same amount keeps it equivalent.</w:t>
-      </w:r>
-    </w:p>
-    <w:p>
-      <w:pPr>
-        <w:spacing w:after="40" w:before="0"/>
-      </w:pPr>
-      <w:r>
-        <w:rPr>
-          <w:b/>
-          <w:bCs/>
-        </w:rPr>
-        <w:t xml:space="preserve">9. Matches:</w:t>
-      </w:r>
-    </w:p>
-    <w:p>
-      <w:pPr>
-        <w:spacing w:after="20" w:before="0"/>
-      </w:pPr>
-      <w:r>
-        <w:t xml:space="preserve">     2:3 → 8:12</w:t>
-      </w:r>
-    </w:p>
-    <w:p>
-      <w:pPr>
-        <w:spacing w:after="20" w:before="0"/>
-      </w:pPr>
-      <w:r>
-        <w:t xml:space="preserve">     3:5 → 9:15</w:t>
-      </w:r>
-    </w:p>
-    <w:p>
-      <w:pPr>
-        <w:spacing w:after="20" w:before="0"/>
-      </w:pPr>
-      <w:r>
-        <w:t xml:space="preserve">     4:7 → 12:21</w:t>
-      </w:r>
-    </w:p>
-    <w:p>
-      <w:pPr>
-        <w:spacing w:after="20" w:before="0"/>
-      </w:pPr>
-      <w:r>
-        <w:t xml:space="preserve">     5:6 → 10:12</w:t>
-      </w:r>
-    </w:p>
-    <w:p>
-      <w:pPr>
-        <w:spacing w:after="40" w:before="0"/>
-      </w:pPr>
-      <w:r>
-        <w:t xml:space="preserve"/>
-      </w:r>
-    </w:p>
-    <w:p>
-      <w:pPr>
-        <w:spacing w:after="40" w:before="0"/>
-      </w:pPr>
-      <w:r>
-        <w:rPr>
-          <w:b/>
-          <w:bCs/>
-        </w:rPr>
-        <w:t xml:space="preserve">10. Correct groups:</w:t>
-      </w:r>
-    </w:p>
-    <w:p>
-      <w:pPr>
-        <w:spacing w:after="20" w:before="0"/>
-      </w:pPr>
-      <w:r>
-        <w:t xml:space="preserve">     4:10 → Equivalent to 2:5</w:t>
-      </w:r>
-    </w:p>
-    <w:p>
-      <w:pPr>
-        <w:spacing w:after="20" w:before="0"/>
-      </w:pPr>
-      <w:r>
-        <w:t xml:space="preserve">     6:15 → Equivalent to 2:5</w:t>
-      </w:r>
-    </w:p>
-    <w:p>
-      <w:pPr>
-        <w:spacing w:after="20" w:before="0"/>
-      </w:pPr>
-      <w:r>
-        <w:t xml:space="preserve">     8:20 → Equivalent to 2:5</w:t>
-      </w:r>
-    </w:p>
-    <w:p>
-      <w:pPr>
-        <w:spacing w:after="20" w:before="0"/>
-      </w:pPr>
-      <w:r>
-        <w:t xml:space="preserve">     4:9 → NOT Equivalent to 2:5</w:t>
-      </w:r>
-    </w:p>
-    <w:p>
-      <w:pPr>
-        <w:spacing w:after="20" w:before="0"/>
-      </w:pPr>
-      <w:r>
-        <w:t xml:space="preserve">     2:7 → NOT Equivalent to 2:5</w:t>
-      </w:r>
-    </w:p>
-    <w:p>
-      <w:pPr>
-        <w:spacing w:after="20" w:before="0"/>
-      </w:pPr>
-      <w:r>
-        <w:t xml:space="preserve">     5:2 → NOT Equivalent to 2:5</w:t>
-      </w:r>
-    </w:p>
-    <w:p>
-      <w:pPr>
-        <w:spacing w:after="40" w:before="0"/>
-      </w:pPr>
-      <w:r>
-        <w:t xml:space="preserve"/>
       </w:r>
     </w:p>
     <w:sectPr>
